--- a/Frontend/document/soglasie na obrabotku PD.docx
+++ b/Frontend/document/soglasie na obrabotku PD.docx
@@ -167,7 +167,7 @@
         <w:ind w:left="340" w:hanging="142"/>
       </w:pPr>
       <w:r>
-        <w:t>Google Fonts запрашивается с fonts.googleapis.com и fonts.gstatic.com до выбора cookie. При этом Google может получать IP-адрес, технические сведения запроса и адрес страницы/источник запроса; обработка инфраструктурой за пределами России возможна, а конкретный маршрут зависит от Google.</w:t>
+        <w:t>Google Analytics (Google LLC, США) подключается только после отдельного разрешения аналитических cookie: до этого скрипт gtag.js не загружается. При разрешении Google получает сведения о просмотре страниц и технические идентификаторы (cookie _ga/_gid), тип устройства и браузера; в GA4 включена анонимизация IP-адреса. Обработка инфраструктурой Google LLC за пределами России (США) возможна и является трансграничной передачей.</w:t>
       </w:r>
     </w:p>
     <w:p>
@@ -175,7 +175,7 @@
         <w:jc w:val="both"/>
       </w:pPr>
       <w:r>
-        <w:t>Данные о действиях в Яндекс.Метрике, включая Webvisor и карту кликов, обрабатываются только после моего отдельного разрешения аналитических cookie. Отказ от аналитики не влияет на регистрацию и основные функции Сервиса. Это согласие не подменяет и не включает такое отдельное разрешение.</w:t>
+        <w:t>Данные о действиях в Яндекс.Метрике (включая Webvisor и карту кликов) и в Google Analytics обрабатываются только после моего отдельного разрешения аналитических cookie. Отказ от аналитики не влияет на регистрацию и основные функции Сервиса. Это согласие не подменяет и не включает такое отдельное разрешение.</w:t>
       </w:r>
     </w:p>
     <w:p>
